--- a/examples/example_compact_two_page.docx
+++ b/examples/example_compact_two_page.docx
@@ -87,7 +87,7 @@
         <w:pBdr>
           <w:bottom w:val="single" w:sz="6" w:space="0" w:color="333F48"/>
         </w:pBdr>
-        <w:spacing w:before="60" w:after="80" w:lineRule="exact" w:line="20"/>
+        <w:spacing w:before="42" w:after="56" w:lineRule="exact" w:line="20"/>
       </w:pPr>
     </w:p>
     <w:p>
@@ -334,7 +334,7 @@
     </w:p>
     <w:p>
       <w:pPr>
-        <w:spacing w:before="0" w:after="0" w:lineRule="exact" w:line="60"/>
+        <w:spacing w:before="0" w:after="0" w:lineRule="exact" w:line="42"/>
       </w:pPr>
       <w:r>
         <w:rPr>
@@ -417,7 +417,7 @@
     </w:p>
     <w:p>
       <w:pPr>
-        <w:spacing w:before="0" w:after="0" w:lineRule="exact" w:line="60"/>
+        <w:spacing w:before="0" w:after="0" w:lineRule="exact" w:line="42"/>
       </w:pPr>
       <w:r>
         <w:rPr>
@@ -474,7 +474,7 @@
     </w:p>
     <w:p>
       <w:pPr>
-        <w:spacing w:before="0" w:after="0" w:lineRule="exact" w:line="60"/>
+        <w:spacing w:before="0" w:after="0" w:lineRule="exact" w:line="42"/>
       </w:pPr>
       <w:r>
         <w:rPr>
@@ -570,7 +570,7 @@
     </w:p>
     <w:p>
       <w:pPr>
-        <w:spacing w:before="0" w:after="0" w:lineRule="exact" w:line="60"/>
+        <w:spacing w:before="0" w:after="0" w:lineRule="exact" w:line="42"/>
       </w:pPr>
       <w:r>
         <w:rPr>
@@ -621,7 +621,7 @@
     </w:p>
     <w:p>
       <w:pPr>
-        <w:spacing w:before="0" w:after="0" w:lineRule="exact" w:line="60"/>
+        <w:spacing w:before="0" w:after="0" w:lineRule="exact" w:line="42"/>
       </w:pPr>
       <w:r>
         <w:rPr>
@@ -699,7 +699,7 @@
     </w:p>
     <w:p>
       <w:pPr>
-        <w:spacing w:before="0" w:after="0" w:lineRule="exact" w:line="60"/>
+        <w:spacing w:before="0" w:after="0" w:lineRule="exact" w:line="42"/>
       </w:pPr>
       <w:r>
         <w:rPr>
@@ -754,7 +754,7 @@
     </w:p>
     <w:p>
       <w:pPr>
-        <w:spacing w:before="0" w:after="0" w:lineRule="exact" w:line="60"/>
+        <w:spacing w:before="0" w:after="0" w:lineRule="exact" w:line="42"/>
       </w:pPr>
       <w:r>
         <w:rPr>
@@ -818,7 +818,7 @@
     </w:p>
     <w:p>
       <w:pPr>
-        <w:spacing w:before="0" w:after="0" w:lineRule="exact" w:line="60"/>
+        <w:spacing w:before="0" w:after="0" w:lineRule="exact" w:line="42"/>
       </w:pPr>
       <w:r>
         <w:rPr>
@@ -868,7 +868,7 @@
     </w:p>
     <w:p>
       <w:pPr>
-        <w:spacing w:before="0" w:after="0" w:lineRule="exact" w:line="60"/>
+        <w:spacing w:before="0" w:after="0" w:lineRule="exact" w:line="42"/>
       </w:pPr>
       <w:r>
         <w:rPr>
@@ -1206,7 +1206,7 @@
     </w:p>
     <w:p>
       <w:pPr>
-        <w:spacing w:before="0" w:after="0" w:lineRule="exact" w:line="60"/>
+        <w:spacing w:before="0" w:after="0" w:lineRule="exact" w:line="42"/>
       </w:pPr>
       <w:r>
         <w:rPr>
@@ -1257,7 +1257,7 @@
     </w:p>
     <w:p>
       <w:pPr>
-        <w:spacing w:before="0" w:after="0" w:lineRule="exact" w:line="60"/>
+        <w:spacing w:before="0" w:after="0" w:lineRule="exact" w:line="42"/>
       </w:pPr>
       <w:r>
         <w:rPr>
@@ -1298,7 +1298,7 @@
     </w:p>
     <w:p>
       <w:pPr>
-        <w:spacing w:before="0" w:after="0" w:lineRule="exact" w:line="60"/>
+        <w:spacing w:before="0" w:after="0" w:lineRule="exact" w:line="42"/>
       </w:pPr>
       <w:r>
         <w:rPr>
@@ -1325,7 +1325,7 @@
         <w:rPr>
           <w:b/>
         </w:rPr>
-        <w:t>Deep Learning for Edge Devices (40-hour course)</w:t>
+        <w:t>Deep Learning for Edge Devices</w:t>
       </w:r>
       <w:r>
         <w:t>, Example Academy of Applied Computing</w:t>
@@ -1334,12 +1334,54 @@
         <w:rPr>
           <w:color w:val="4C545C"/>
         </w:rPr>
-        <w:t xml:space="preserve"> (2022)</w:t>
+        <w:t xml:space="preserve"> (03/2022)</w:t>
       </w:r>
     </w:p>
     <w:p>
       <w:pPr>
-        <w:spacing w:before="0" w:after="0" w:lineRule="exact" w:line="60"/>
+        <w:pStyle w:val="RISMeta"/>
+      </w:pPr>
+      <w:r>
+        <w:rPr>
+          <w:b/>
+        </w:rPr>
+        <w:t xml:space="preserve">Duration: </w:t>
+      </w:r>
+      <w:r>
+        <w:t>40 hours</w:t>
+      </w:r>
+    </w:p>
+    <w:p>
+      <w:pPr>
+        <w:pStyle w:val="RISMeta"/>
+      </w:pPr>
+      <w:r>
+        <w:rPr>
+          <w:b/>
+        </w:rPr>
+        <w:t xml:space="preserve">Credential: </w:t>
+      </w:r>
+      <w:r>
+        <w:t>EAAC-DL-0042</w:t>
+      </w:r>
+    </w:p>
+    <w:p>
+      <w:pPr>
+        <w:pStyle w:val="RISMeta"/>
+      </w:pPr>
+      <w:r>
+        <w:rPr>
+          <w:b/>
+        </w:rPr>
+        <w:t xml:space="preserve">Valid until: </w:t>
+      </w:r>
+      <w:r>
+        <w:t>03/2029</w:t>
+      </w:r>
+    </w:p>
+    <w:p>
+      <w:pPr>
+        <w:spacing w:before="0" w:after="0" w:lineRule="exact" w:line="42"/>
       </w:pPr>
       <w:r>
         <w:rPr>
@@ -1355,21 +1397,181 @@
         <w:rPr>
           <w:b/>
         </w:rPr>
-        <w:t>Public Procurement and GFR 2017 (5-day programme)</w:t>
+        <w:t>Workshop on Efficient Deep Learning for Embedded Vision</w:t>
       </w:r>
       <w:r>
-        <w:t>, Example Institute of Public Administration</w:t>
+        <w:t>, Example Conference on Instrumentation (ECI 2023)</w:t>
       </w:r>
       <w:r>
         <w:rPr>
           <w:color w:val="4C545C"/>
         </w:rPr>
-        <w:t xml:space="preserve"> (2019)</w:t>
+        <w:t xml:space="preserve"> (12/2023)</w:t>
       </w:r>
     </w:p>
     <w:p>
       <w:pPr>
-        <w:spacing w:before="0" w:after="0" w:lineRule="exact" w:line="60"/>
+        <w:pStyle w:val="RISMeta"/>
+      </w:pPr>
+      <w:r>
+        <w:rPr>
+          <w:b/>
+        </w:rPr>
+        <w:t xml:space="preserve">Duration: </w:t>
+      </w:r>
+      <w:r>
+        <w:t>2 days</w:t>
+      </w:r>
+    </w:p>
+    <w:p>
+      <w:pPr>
+        <w:spacing w:before="0" w:after="0" w:lineRule="exact" w:line="42"/>
+      </w:pPr>
+      <w:r>
+        <w:rPr>
+          <w:sz w:val="2"/>
+        </w:rPr>
+      </w:r>
+    </w:p>
+    <w:p>
+      <w:pPr>
+        <w:pStyle w:val="Heading2"/>
+      </w:pPr>
+      <w:r>
+        <w:rPr>
+          <w:b/>
+        </w:rPr>
+        <w:t>Introduction to Machine Learning (12-week course)</w:t>
+      </w:r>
+      <w:r>
+        <w:t>, Example Online University Consortium</w:t>
+      </w:r>
+      <w:r>
+        <w:rPr>
+          <w:color w:val="4C545C"/>
+        </w:rPr>
+        <w:t xml:space="preserve"> (10/2018)</w:t>
+      </w:r>
+    </w:p>
+    <w:p>
+      <w:pPr>
+        <w:pStyle w:val="RISMeta"/>
+      </w:pPr>
+      <w:r>
+        <w:rPr>
+          <w:b/>
+        </w:rPr>
+        <w:t xml:space="preserve">Duration: </w:t>
+      </w:r>
+      <w:r>
+        <w:t>48 hours</w:t>
+      </w:r>
+    </w:p>
+    <w:p>
+      <w:pPr>
+        <w:pStyle w:val="RISMeta"/>
+      </w:pPr>
+      <w:r>
+        <w:rPr>
+          <w:b/>
+        </w:rPr>
+        <w:t xml:space="preserve">Result: </w:t>
+      </w:r>
+      <w:r>
+        <w:t>Elite (82%)</w:t>
+      </w:r>
+    </w:p>
+    <w:p>
+      <w:pPr>
+        <w:spacing w:before="0" w:after="0" w:lineRule="exact" w:line="42"/>
+      </w:pPr>
+      <w:r>
+        <w:rPr>
+          <w:sz w:val="2"/>
+        </w:rPr>
+      </w:r>
+    </w:p>
+    <w:p>
+      <w:pPr>
+        <w:pStyle w:val="Heading2"/>
+      </w:pPr>
+      <w:r>
+        <w:rPr>
+          <w:b/>
+        </w:rPr>
+        <w:t>Public Procurement and GFR 2017</w:t>
+      </w:r>
+      <w:r>
+        <w:t>, Example Institute of Public Administration (sponsored by Kestrel Atmospheric Instrumentation Laboratory)</w:t>
+      </w:r>
+      <w:r>
+        <w:rPr>
+          <w:color w:val="4C545C"/>
+        </w:rPr>
+        <w:t xml:space="preserve"> (11/2019)</w:t>
+      </w:r>
+    </w:p>
+    <w:p>
+      <w:pPr>
+        <w:pStyle w:val="RISMeta"/>
+      </w:pPr>
+      <w:r>
+        <w:rPr>
+          <w:b/>
+        </w:rPr>
+        <w:t xml:space="preserve">Duration: </w:t>
+      </w:r>
+      <w:r>
+        <w:t>5 days</w:t>
+      </w:r>
+    </w:p>
+    <w:p>
+      <w:pPr>
+        <w:spacing w:before="0" w:after="0" w:lineRule="exact" w:line="42"/>
+      </w:pPr>
+      <w:r>
+        <w:rPr>
+          <w:sz w:val="2"/>
+        </w:rPr>
+      </w:r>
+    </w:p>
+    <w:p>
+      <w:pPr>
+        <w:pStyle w:val="Heading2"/>
+      </w:pPr>
+      <w:r>
+        <w:rPr>
+          <w:b/>
+        </w:rPr>
+        <w:t>National Seminar on Upper-Air Observing Systems</w:t>
+      </w:r>
+      <w:r>
+        <w:t>, Example Society of Atmospheric Instrumentation</w:t>
+      </w:r>
+      <w:r>
+        <w:rPr>
+          <w:color w:val="4C545C"/>
+        </w:rPr>
+        <w:t xml:space="preserve"> (08/2021)</w:t>
+      </w:r>
+    </w:p>
+    <w:p>
+      <w:pPr>
+        <w:pStyle w:val="RISMeta"/>
+      </w:pPr>
+      <w:r>
+        <w:rPr>
+          <w:b/>
+        </w:rPr>
+        <w:t xml:space="preserve">Duration: </w:t>
+      </w:r>
+      <w:r>
+        <w:t>1 day</w:t>
+      </w:r>
+    </w:p>
+    <w:p>
+      <w:pPr>
+        <w:spacing w:before="0" w:after="0" w:lineRule="exact" w:line="42"/>
       </w:pPr>
       <w:r>
         <w:rPr>
@@ -1391,7 +1593,7 @@
     <w:p>
       <w:pPr>
         <w:pStyle w:val="RISBody"/>
-        <w:spacing w:after="30"/>
+        <w:spacing w:after="21"/>
       </w:pPr>
       <w:r>
         <w:rPr>
@@ -1406,7 +1608,7 @@
     <w:p>
       <w:pPr>
         <w:pStyle w:val="RISBody"/>
-        <w:spacing w:after="30"/>
+        <w:spacing w:after="21"/>
       </w:pPr>
       <w:r>
         <w:rPr>
@@ -1421,7 +1623,7 @@
     <w:p>
       <w:pPr>
         <w:pStyle w:val="RISBody"/>
-        <w:spacing w:after="30"/>
+        <w:spacing w:after="21"/>
       </w:pPr>
       <w:r>
         <w:rPr>
@@ -1436,7 +1638,7 @@
     <w:p>
       <w:pPr>
         <w:pStyle w:val="RISBody"/>
-        <w:spacing w:after="30"/>
+        <w:spacing w:after="21"/>
       </w:pPr>
       <w:r>
         <w:rPr>
@@ -1451,7 +1653,7 @@
     <w:p>
       <w:pPr>
         <w:pStyle w:val="RISBody"/>
-        <w:spacing w:after="30"/>
+        <w:spacing w:after="21"/>
       </w:pPr>
       <w:r>
         <w:rPr>
@@ -1466,7 +1668,7 @@
     <w:p>
       <w:pPr>
         <w:pStyle w:val="RISBody"/>
-        <w:spacing w:after="30"/>
+        <w:spacing w:after="21"/>
       </w:pPr>
       <w:r>
         <w:rPr>
@@ -1481,7 +1683,7 @@
     <w:p>
       <w:pPr>
         <w:pStyle w:val="RISBody"/>
-        <w:spacing w:after="30"/>
+        <w:spacing w:after="21"/>
       </w:pPr>
       <w:r>
         <w:rPr>
@@ -1537,7 +1739,7 @@
       <w:rPr>
         <w:rFonts w:ascii="Calibri" w:hAnsi="Calibri" w:eastAsia="Calibri" w:cs="Calibri"/>
         <w:color w:val="4C545C"/>
-        <w:sz w:val="16"/>
+        <w:sz w:val="15"/>
       </w:rPr>
       <w:t>Dr. Anika Sharma</w:t>
     </w:r>
@@ -1545,7 +1747,7 @@
       <w:rPr>
         <w:rFonts w:ascii="Calibri" w:hAnsi="Calibri" w:eastAsia="Calibri" w:cs="Calibri"/>
         <w:color w:val="4C545C"/>
-        <w:sz w:val="16"/>
+        <w:sz w:val="15"/>
       </w:rPr>
       <w:tab/>
     </w:r>
@@ -1553,7 +1755,7 @@
       <w:rPr>
         <w:rFonts w:ascii="Calibri" w:hAnsi="Calibri" w:eastAsia="Calibri" w:cs="Calibri"/>
         <w:color w:val="4C545C"/>
-        <w:sz w:val="16"/>
+        <w:sz w:val="15"/>
       </w:rPr>
       <w:fldChar w:fldCharType="begin"/>
     </w:r>
@@ -1561,7 +1763,7 @@
       <w:rPr>
         <w:rFonts w:ascii="Calibri" w:hAnsi="Calibri" w:eastAsia="Calibri" w:cs="Calibri"/>
         <w:color w:val="4C545C"/>
-        <w:sz w:val="16"/>
+        <w:sz w:val="15"/>
       </w:rPr>
       <w:instrText xml:space="preserve"> PAGE </w:instrText>
     </w:r>
@@ -1569,7 +1771,7 @@
       <w:rPr>
         <w:rFonts w:ascii="Calibri" w:hAnsi="Calibri" w:eastAsia="Calibri" w:cs="Calibri"/>
         <w:color w:val="4C545C"/>
-        <w:sz w:val="16"/>
+        <w:sz w:val="15"/>
       </w:rPr>
       <w:fldChar w:fldCharType="separate"/>
     </w:r>
@@ -1577,7 +1779,7 @@
       <w:rPr>
         <w:rFonts w:ascii="Calibri" w:hAnsi="Calibri" w:eastAsia="Calibri" w:cs="Calibri"/>
         <w:color w:val="4C545C"/>
-        <w:sz w:val="16"/>
+        <w:sz w:val="15"/>
       </w:rPr>
       <w:t>1</w:t>
     </w:r>
@@ -1585,7 +1787,7 @@
       <w:rPr>
         <w:rFonts w:ascii="Calibri" w:hAnsi="Calibri" w:eastAsia="Calibri" w:cs="Calibri"/>
         <w:color w:val="4C545C"/>
-        <w:sz w:val="16"/>
+        <w:sz w:val="15"/>
       </w:rPr>
       <w:fldChar w:fldCharType="end"/>
     </w:r>
@@ -1593,7 +1795,7 @@
       <w:rPr>
         <w:rFonts w:ascii="Calibri" w:hAnsi="Calibri" w:eastAsia="Calibri" w:cs="Calibri"/>
         <w:color w:val="4C545C"/>
-        <w:sz w:val="16"/>
+        <w:sz w:val="15"/>
       </w:rPr>
       <w:t xml:space="preserve"> / </w:t>
     </w:r>
@@ -1601,7 +1803,7 @@
       <w:rPr>
         <w:rFonts w:ascii="Calibri" w:hAnsi="Calibri" w:eastAsia="Calibri" w:cs="Calibri"/>
         <w:color w:val="4C545C"/>
-        <w:sz w:val="16"/>
+        <w:sz w:val="15"/>
       </w:rPr>
       <w:fldChar w:fldCharType="begin"/>
     </w:r>
@@ -1609,7 +1811,7 @@
       <w:rPr>
         <w:rFonts w:ascii="Calibri" w:hAnsi="Calibri" w:eastAsia="Calibri" w:cs="Calibri"/>
         <w:color w:val="4C545C"/>
-        <w:sz w:val="16"/>
+        <w:sz w:val="15"/>
       </w:rPr>
       <w:instrText xml:space="preserve"> NUMPAGES </w:instrText>
     </w:r>
@@ -1617,7 +1819,7 @@
       <w:rPr>
         <w:rFonts w:ascii="Calibri" w:hAnsi="Calibri" w:eastAsia="Calibri" w:cs="Calibri"/>
         <w:color w:val="4C545C"/>
-        <w:sz w:val="16"/>
+        <w:sz w:val="15"/>
       </w:rPr>
       <w:fldChar w:fldCharType="separate"/>
     </w:r>
@@ -1625,7 +1827,7 @@
       <w:rPr>
         <w:rFonts w:ascii="Calibri" w:hAnsi="Calibri" w:eastAsia="Calibri" w:cs="Calibri"/>
         <w:color w:val="4C545C"/>
-        <w:sz w:val="16"/>
+        <w:sz w:val="15"/>
       </w:rPr>
       <w:t>1</w:t>
     </w:r>
@@ -1633,7 +1835,7 @@
       <w:rPr>
         <w:rFonts w:ascii="Calibri" w:hAnsi="Calibri" w:eastAsia="Calibri" w:cs="Calibri"/>
         <w:color w:val="4C545C"/>
-        <w:sz w:val="16"/>
+        <w:sz w:val="15"/>
       </w:rPr>
       <w:fldChar w:fldCharType="end"/>
     </w:r>
@@ -1648,7 +1850,7 @@
         <w:rFonts w:ascii="Calibri" w:hAnsi="Calibri" w:eastAsia="Calibri" w:cs="Calibri"/>
         <w:i/>
         <w:color w:val="4C545C"/>
-        <w:sz w:val="16"/>
+        <w:sz w:val="15"/>
       </w:rPr>
       <w:t>Fictional sample profile — not a real person</w:t>
     </w:r>
@@ -2064,7 +2266,7 @@
     <w:pPr>
       <w:keepNext w:val="0"/>
       <w:widowControl/>
-      <w:spacing w:before="0" w:after="0" w:lineRule="auto" w:line="245"/>
+      <w:spacing w:before="0" w:after="0" w:lineRule="auto" w:line="238"/>
       <w:ind w:left="0" w:firstLine="0"/>
       <w:jc w:val="left"/>
     </w:pPr>
@@ -2075,7 +2277,7 @@
       <w:caps w:val="0"/>
       <w:smallCaps w:val="0"/>
       <w:color w:val="1E1E1E"/>
-      <w:sz w:val="19"/>
+      <w:sz w:val="18"/>
       <w:u w:val="none"/>
       <w:lang w:val="en-IN"/>
     </w:rPr>
@@ -2136,7 +2338,7 @@
       <w:keepNext/>
       <w:keepLines/>
       <w:widowControl/>
-      <w:spacing w:before="120" w:after="50" w:lineRule="auto" w:line="240"/>
+      <w:spacing w:before="84" w:after="35" w:lineRule="auto" w:line="240"/>
       <w:ind w:left="0" w:firstLine="0"/>
       <w:jc w:val="left"/>
       <w:outlineLvl w:val="0"/>
@@ -2149,7 +2351,7 @@
       <w:caps w:val="0"/>
       <w:smallCaps w:val="0"/>
       <w:color w:val="333F48"/>
-      <w:sz w:val="21"/>
+      <w:sz w:val="20"/>
       <w:szCs w:val="28"/>
       <w:u w:val="none"/>
       <w:lang w:val="en-IN"/>
@@ -2169,7 +2371,7 @@
       <w:keepNext/>
       <w:keepLines/>
       <w:widowControl/>
-      <w:spacing w:before="0" w:after="0" w:lineRule="auto" w:line="245"/>
+      <w:spacing w:before="0" w:after="0" w:lineRule="auto" w:line="238"/>
       <w:ind w:left="0" w:firstLine="0"/>
       <w:jc w:val="left"/>
       <w:outlineLvl w:val="1"/>
@@ -2182,7 +2384,7 @@
       <w:caps w:val="0"/>
       <w:smallCaps w:val="0"/>
       <w:color w:val="1E1E1E"/>
-      <w:sz w:val="19"/>
+      <w:sz w:val="18"/>
       <w:szCs w:val="26"/>
       <w:u w:val="none"/>
       <w:lang w:val="en-IN"/>
@@ -2440,7 +2642,7 @@
     <w:pPr>
       <w:keepNext w:val="0"/>
       <w:widowControl/>
-      <w:spacing w:after="40" w:line="240" w:lineRule="auto" w:before="0"/>
+      <w:spacing w:after="28" w:line="240" w:lineRule="auto" w:before="0"/>
       <w:ind w:left="0" w:firstLine="0"/>
       <w:contextualSpacing/>
       <w:jc w:val="left"/>
@@ -2454,7 +2656,7 @@
       <w:color w:val="333F48"/>
       <w:spacing w:val="5"/>
       <w:kern w:val="28"/>
-      <w:sz w:val="34"/>
+      <w:sz w:val="32"/>
       <w:szCs w:val="52"/>
       <w:u w:val="none"/>
       <w:lang w:val="en-IN"/>
@@ -13792,7 +13994,7 @@
     <w:pPr>
       <w:keepNext w:val="0"/>
       <w:widowControl/>
-      <w:spacing w:before="0" w:after="120" w:lineRule="auto" w:line="240"/>
+      <w:spacing w:before="0" w:after="84" w:lineRule="auto" w:line="240"/>
       <w:ind w:left="0" w:firstLine="0"/>
       <w:jc w:val="center"/>
     </w:pPr>
@@ -13803,7 +14005,7 @@
       <w:caps w:val="0"/>
       <w:smallCaps w:val="0"/>
       <w:color w:val="1E1E1E"/>
-      <w:sz w:val="24"/>
+      <w:sz w:val="23"/>
       <w:u w:val="none"/>
       <w:lang w:val="en-IN"/>
     </w:rPr>
@@ -13814,121 +14016,8 @@
     <w:pPr>
       <w:keepNext w:val="0"/>
       <w:widowControl/>
-      <w:spacing w:before="0" w:after="60" w:lineRule="auto" w:line="252"/>
+      <w:spacing w:before="0" w:after="42" w:lineRule="auto" w:line="252"/>
       <w:ind w:left="0" w:firstLine="0"/>
-      <w:jc w:val="left"/>
-    </w:pPr>
-    <w:rPr>
-      <w:rFonts w:ascii="Calibri" w:hAnsi="Calibri" w:eastAsia="Calibri" w:cs="Calibri"/>
-      <w:b w:val="0"/>
-      <w:i w:val="0"/>
-      <w:caps w:val="0"/>
-      <w:smallCaps w:val="0"/>
-      <w:color w:val="1E1E1E"/>
-      <w:sz w:val="20"/>
-      <w:u w:val="none"/>
-      <w:lang w:val="en-IN"/>
-    </w:rPr>
-  </w:style>
-  <w:style w:type="paragraph" w:customStyle="1" w:styleId="RISContact">
-    <w:name w:val="RIS Contact"/>
-    <w:basedOn w:val="Normal"/>
-    <w:pPr>
-      <w:keepNext w:val="0"/>
-      <w:widowControl/>
-      <w:spacing w:before="0" w:after="20" w:lineRule="auto" w:line="264"/>
-      <w:ind w:left="0" w:firstLine="0"/>
-      <w:jc w:val="left"/>
-    </w:pPr>
-    <w:rPr>
-      <w:rFonts w:ascii="Calibri" w:hAnsi="Calibri" w:eastAsia="Calibri" w:cs="Calibri"/>
-      <w:b w:val="0"/>
-      <w:i w:val="0"/>
-      <w:caps w:val="0"/>
-      <w:smallCaps w:val="0"/>
-      <w:color w:val="1E1E1E"/>
-      <w:sz w:val="17"/>
-      <w:u w:val="none"/>
-      <w:lang w:val="en-IN"/>
-    </w:rPr>
-  </w:style>
-  <w:style w:type="paragraph" w:customStyle="1" w:styleId="RISMarginLabel">
-    <w:name w:val="RIS Margin Label"/>
-    <w:basedOn w:val="Normal"/>
-    <w:pPr>
-      <w:keepNext w:val="0"/>
-      <w:widowControl/>
-      <w:spacing w:before="0" w:after="0" w:lineRule="auto" w:line="252"/>
-      <w:ind w:left="0" w:firstLine="0"/>
-      <w:jc w:val="left"/>
-      <w:outlineLvl w:val="0"/>
-    </w:pPr>
-    <w:rPr>
-      <w:rFonts w:ascii="Calibri" w:hAnsi="Calibri" w:eastAsia="Calibri" w:cs="Calibri"/>
-      <w:b/>
-      <w:i w:val="0"/>
-      <w:caps w:val="0"/>
-      <w:smallCaps w:val="0"/>
-      <w:color w:val="333F48"/>
-      <w:sz w:val="21"/>
-      <w:u w:val="none"/>
-      <w:lang w:val="en-IN"/>
-      <w:spacing w:val="12"/>
-    </w:rPr>
-  </w:style>
-  <w:style w:type="paragraph" w:customStyle="1" w:styleId="RISEntrySub">
-    <w:name w:val="RIS Entry Sub"/>
-    <w:basedOn w:val="Normal"/>
-    <w:qFormat/>
-    <w:pPr>
-      <w:keepNext/>
-      <w:widowControl/>
-      <w:spacing w:before="0" w:after="20" w:lineRule="auto" w:line="245"/>
-      <w:ind w:left="0" w:firstLine="0"/>
-      <w:jc w:val="left"/>
-    </w:pPr>
-    <w:rPr>
-      <w:rFonts w:ascii="Calibri" w:hAnsi="Calibri" w:eastAsia="Calibri" w:cs="Calibri"/>
-      <w:b w:val="0"/>
-      <w:i w:val="0"/>
-      <w:caps w:val="0"/>
-      <w:smallCaps w:val="0"/>
-      <w:color w:val="4C545C"/>
-      <w:sz w:val="19"/>
-      <w:u w:val="none"/>
-      <w:lang w:val="en-IN"/>
-    </w:rPr>
-  </w:style>
-  <w:style w:type="paragraph" w:customStyle="1" w:styleId="RISEntryMeta">
-    <w:name w:val="RIS Entry Meta"/>
-    <w:basedOn w:val="Normal"/>
-    <w:pPr>
-      <w:keepNext w:val="0"/>
-      <w:widowControl/>
-      <w:spacing w:before="0" w:after="20" w:lineRule="auto" w:line="245"/>
-      <w:ind w:left="0" w:firstLine="0"/>
-      <w:jc w:val="left"/>
-    </w:pPr>
-    <w:rPr>
-      <w:rFonts w:ascii="Calibri" w:hAnsi="Calibri" w:eastAsia="Calibri" w:cs="Calibri"/>
-      <w:b w:val="0"/>
-      <w:i w:val="0"/>
-      <w:caps w:val="0"/>
-      <w:smallCaps w:val="0"/>
-      <w:color w:val="4C545C"/>
-      <w:sz w:val="17"/>
-      <w:u w:val="none"/>
-      <w:lang w:val="en-IN"/>
-    </w:rPr>
-  </w:style>
-  <w:style w:type="paragraph" w:customStyle="1" w:styleId="RISChildTitle">
-    <w:name w:val="RIS Child Title"/>
-    <w:basedOn w:val="Normal"/>
-    <w:pPr>
-      <w:keepNext/>
-      <w:widowControl/>
-      <w:spacing w:before="40" w:after="0" w:lineRule="auto" w:line="245"/>
-      <w:ind w:left="198" w:firstLine="0"/>
       <w:jc w:val="left"/>
     </w:pPr>
     <w:rPr>
@@ -13943,14 +14032,13 @@
       <w:lang w:val="en-IN"/>
     </w:rPr>
   </w:style>
-  <w:style w:type="paragraph" w:customStyle="1" w:styleId="RISBody">
-    <w:name w:val="RIS Body"/>
+  <w:style w:type="paragraph" w:customStyle="1" w:styleId="RISContact">
+    <w:name w:val="RIS Contact"/>
     <w:basedOn w:val="Normal"/>
-    <w:qFormat/>
     <w:pPr>
       <w:keepNext w:val="0"/>
       <w:widowControl/>
-      <w:spacing w:before="0" w:after="40" w:lineRule="auto" w:line="245"/>
+      <w:spacing w:before="0" w:after="14" w:lineRule="auto" w:line="264"/>
       <w:ind w:left="0" w:firstLine="0"/>
       <w:jc w:val="left"/>
     </w:pPr>
@@ -13961,151 +14049,18 @@
       <w:caps w:val="0"/>
       <w:smallCaps w:val="0"/>
       <w:color w:val="1E1E1E"/>
-      <w:sz w:val="19"/>
+      <w:sz w:val="16"/>
       <w:u w:val="none"/>
       <w:lang w:val="en-IN"/>
     </w:rPr>
   </w:style>
-  <w:style w:type="paragraph" w:customStyle="1" w:styleId="RISSummary">
-    <w:name w:val="RIS Summary"/>
-    <w:basedOn w:val="Normal"/>
-    <w:pPr>
-      <w:keepNext w:val="0"/>
-      <w:widowControl/>
-      <w:spacing w:before="0" w:after="40" w:lineRule="auto" w:line="252"/>
-      <w:ind w:left="0" w:firstLine="0"/>
-      <w:jc w:val="both"/>
-    </w:pPr>
-    <w:rPr>
-      <w:rFonts w:ascii="Calibri" w:hAnsi="Calibri" w:eastAsia="Calibri" w:cs="Calibri"/>
-      <w:b w:val="0"/>
-      <w:i w:val="0"/>
-      <w:caps w:val="0"/>
-      <w:smallCaps w:val="0"/>
-      <w:color w:val="1E1E1E"/>
-      <w:sz w:val="19"/>
-      <w:u w:val="none"/>
-      <w:lang w:val="en-IN"/>
-    </w:rPr>
-  </w:style>
-  <w:style w:type="paragraph" w:customStyle="1" w:styleId="RISBullet">
-    <w:name w:val="RIS Bullet"/>
-    <w:basedOn w:val="Normal"/>
-    <w:qFormat/>
-    <w:pPr>
-      <w:keepNext w:val="0"/>
-      <w:widowControl/>
-      <w:spacing w:before="0" w:after="20" w:lineRule="auto" w:line="245"/>
-      <w:ind w:left="198" w:hanging="198"/>
-      <w:jc w:val="left"/>
-    </w:pPr>
-    <w:rPr>
-      <w:rFonts w:ascii="Calibri" w:hAnsi="Calibri" w:eastAsia="Calibri" w:cs="Calibri"/>
-      <w:b w:val="0"/>
-      <w:i w:val="0"/>
-      <w:caps w:val="0"/>
-      <w:smallCaps w:val="0"/>
-      <w:color w:val="1E1E1E"/>
-      <w:sz w:val="19"/>
-      <w:u w:val="none"/>
-      <w:lang w:val="en-IN"/>
-    </w:rPr>
-  </w:style>
-  <w:style w:type="paragraph" w:customStyle="1" w:styleId="RISMeta">
-    <w:name w:val="RIS Meta"/>
-    <w:basedOn w:val="Normal"/>
-    <w:pPr>
-      <w:keepNext w:val="0"/>
-      <w:widowControl/>
-      <w:spacing w:before="0" w:after="20" w:lineRule="auto" w:line="245"/>
-      <w:ind w:left="0" w:firstLine="0"/>
-      <w:jc w:val="left"/>
-    </w:pPr>
-    <w:rPr>
-      <w:rFonts w:ascii="Calibri" w:hAnsi="Calibri" w:eastAsia="Calibri" w:cs="Calibri"/>
-      <w:b w:val="0"/>
-      <w:i w:val="0"/>
-      <w:caps w:val="0"/>
-      <w:smallCaps w:val="0"/>
-      <w:color w:val="4C545C"/>
-      <w:sz w:val="17"/>
-      <w:u w:val="none"/>
-      <w:lang w:val="en-IN"/>
-    </w:rPr>
-  </w:style>
-  <w:style w:type="paragraph" w:customStyle="1" w:styleId="RISCitation">
-    <w:name w:val="RIS Citation"/>
-    <w:basedOn w:val="Normal"/>
-    <w:pPr>
-      <w:keepNext w:val="0"/>
-      <w:widowControl/>
-      <w:spacing w:before="0" w:after="60" w:lineRule="auto" w:line="245"/>
-      <w:ind w:left="0" w:firstLine="0"/>
-      <w:jc w:val="left"/>
-    </w:pPr>
-    <w:rPr>
-      <w:rFonts w:ascii="Calibri" w:hAnsi="Calibri" w:eastAsia="Calibri" w:cs="Calibri"/>
-      <w:b w:val="0"/>
-      <w:i w:val="0"/>
-      <w:caps w:val="0"/>
-      <w:smallCaps w:val="0"/>
-      <w:color w:val="1E1E1E"/>
-      <w:sz w:val="19"/>
-      <w:u w:val="none"/>
-      <w:lang w:val="en-IN"/>
-    </w:rPr>
-  </w:style>
-  <w:style w:type="paragraph" w:customStyle="1" w:styleId="RISTableHead">
-    <w:name w:val="RIS Table Head"/>
+  <w:style w:type="paragraph" w:customStyle="1" w:styleId="RISMarginLabel">
+    <w:name w:val="RIS Margin Label"/>
     <w:basedOn w:val="Normal"/>
     <w:pPr>
       <w:keepNext w:val="0"/>
       <w:widowControl/>
       <w:spacing w:before="0" w:after="0" w:lineRule="auto" w:line="252"/>
-      <w:ind w:left="0" w:firstLine="0"/>
-      <w:jc w:val="left"/>
-    </w:pPr>
-    <w:rPr>
-      <w:rFonts w:ascii="Calibri" w:hAnsi="Calibri" w:eastAsia="Calibri" w:cs="Calibri"/>
-      <w:b/>
-      <w:i w:val="0"/>
-      <w:caps w:val="0"/>
-      <w:smallCaps w:val="0"/>
-      <w:color w:val="1E1E1E"/>
-      <w:sz w:val="17"/>
-      <w:u w:val="none"/>
-      <w:lang w:val="en-IN"/>
-    </w:rPr>
-  </w:style>
-  <w:style w:type="paragraph" w:customStyle="1" w:styleId="RISTableText">
-    <w:name w:val="RIS Table Text"/>
-    <w:basedOn w:val="Normal"/>
-    <w:pPr>
-      <w:keepNext w:val="0"/>
-      <w:widowControl/>
-      <w:spacing w:before="0" w:after="0" w:lineRule="auto" w:line="259"/>
-      <w:ind w:left="0" w:firstLine="0"/>
-      <w:jc w:val="left"/>
-    </w:pPr>
-    <w:rPr>
-      <w:rFonts w:ascii="Calibri" w:hAnsi="Calibri" w:eastAsia="Calibri" w:cs="Calibri"/>
-      <w:b w:val="0"/>
-      <w:i w:val="0"/>
-      <w:caps w:val="0"/>
-      <w:smallCaps w:val="0"/>
-      <w:color w:val="1E1E1E"/>
-      <w:sz w:val="18"/>
-      <w:u w:val="none"/>
-      <w:lang w:val="en-IN"/>
-    </w:rPr>
-  </w:style>
-  <w:style w:type="paragraph" w:customStyle="1" w:styleId="RISSidebarHeading">
-    <w:name w:val="RIS Sidebar Heading"/>
-    <w:basedOn w:val="Normal"/>
-    <w:pPr>
-      <w:keepNext/>
-      <w:widowControl/>
-      <w:spacing w:before="180" w:after="60" w:lineRule="auto" w:line="240"/>
       <w:ind w:left="0" w:firstLine="0"/>
       <w:jc w:val="left"/>
       <w:outlineLvl w:val="0"/>
@@ -14123,13 +14078,214 @@
       <w:spacing w:val="12"/>
     </w:rPr>
   </w:style>
-  <w:style w:type="paragraph" w:customStyle="1" w:styleId="RISSidebarText">
-    <w:name w:val="RIS Sidebar Text"/>
+  <w:style w:type="paragraph" w:customStyle="1" w:styleId="RISEntrySub">
+    <w:name w:val="RIS Entry Sub"/>
+    <w:basedOn w:val="Normal"/>
+    <w:qFormat/>
+    <w:pPr>
+      <w:keepNext/>
+      <w:widowControl/>
+      <w:spacing w:before="0" w:after="14" w:lineRule="auto" w:line="238"/>
+      <w:ind w:left="0" w:firstLine="0"/>
+      <w:jc w:val="left"/>
+    </w:pPr>
+    <w:rPr>
+      <w:rFonts w:ascii="Calibri" w:hAnsi="Calibri" w:eastAsia="Calibri" w:cs="Calibri"/>
+      <w:b w:val="0"/>
+      <w:i w:val="0"/>
+      <w:caps w:val="0"/>
+      <w:smallCaps w:val="0"/>
+      <w:color w:val="4C545C"/>
+      <w:sz w:val="18"/>
+      <w:u w:val="none"/>
+      <w:lang w:val="en-IN"/>
+    </w:rPr>
+  </w:style>
+  <w:style w:type="paragraph" w:customStyle="1" w:styleId="RISEntryMeta">
+    <w:name w:val="RIS Entry Meta"/>
     <w:basedOn w:val="Normal"/>
     <w:pPr>
       <w:keepNext w:val="0"/>
       <w:widowControl/>
-      <w:spacing w:before="0" w:after="30" w:lineRule="auto" w:line="269"/>
+      <w:spacing w:before="0" w:after="14" w:lineRule="auto" w:line="238"/>
+      <w:ind w:left="0" w:firstLine="0"/>
+      <w:jc w:val="left"/>
+    </w:pPr>
+    <w:rPr>
+      <w:rFonts w:ascii="Calibri" w:hAnsi="Calibri" w:eastAsia="Calibri" w:cs="Calibri"/>
+      <w:b w:val="0"/>
+      <w:i w:val="0"/>
+      <w:caps w:val="0"/>
+      <w:smallCaps w:val="0"/>
+      <w:color w:val="4C545C"/>
+      <w:sz w:val="16"/>
+      <w:u w:val="none"/>
+      <w:lang w:val="en-IN"/>
+    </w:rPr>
+  </w:style>
+  <w:style w:type="paragraph" w:customStyle="1" w:styleId="RISChildTitle">
+    <w:name w:val="RIS Child Title"/>
+    <w:basedOn w:val="Normal"/>
+    <w:pPr>
+      <w:keepNext/>
+      <w:widowControl/>
+      <w:spacing w:before="28" w:after="0" w:lineRule="auto" w:line="238"/>
+      <w:ind w:left="198" w:firstLine="0"/>
+      <w:jc w:val="left"/>
+    </w:pPr>
+    <w:rPr>
+      <w:rFonts w:ascii="Calibri" w:hAnsi="Calibri" w:eastAsia="Calibri" w:cs="Calibri"/>
+      <w:b w:val="0"/>
+      <w:i w:val="0"/>
+      <w:caps w:val="0"/>
+      <w:smallCaps w:val="0"/>
+      <w:color w:val="1E1E1E"/>
+      <w:sz w:val="18"/>
+      <w:u w:val="none"/>
+      <w:lang w:val="en-IN"/>
+    </w:rPr>
+  </w:style>
+  <w:style w:type="paragraph" w:customStyle="1" w:styleId="RISBody">
+    <w:name w:val="RIS Body"/>
+    <w:basedOn w:val="Normal"/>
+    <w:qFormat/>
+    <w:pPr>
+      <w:keepNext w:val="0"/>
+      <w:widowControl/>
+      <w:spacing w:before="0" w:after="28" w:lineRule="auto" w:line="238"/>
+      <w:ind w:left="0" w:firstLine="0"/>
+      <w:jc w:val="left"/>
+    </w:pPr>
+    <w:rPr>
+      <w:rFonts w:ascii="Calibri" w:hAnsi="Calibri" w:eastAsia="Calibri" w:cs="Calibri"/>
+      <w:b w:val="0"/>
+      <w:i w:val="0"/>
+      <w:caps w:val="0"/>
+      <w:smallCaps w:val="0"/>
+      <w:color w:val="1E1E1E"/>
+      <w:sz w:val="18"/>
+      <w:u w:val="none"/>
+      <w:lang w:val="en-IN"/>
+    </w:rPr>
+  </w:style>
+  <w:style w:type="paragraph" w:customStyle="1" w:styleId="RISSummary">
+    <w:name w:val="RIS Summary"/>
+    <w:basedOn w:val="Normal"/>
+    <w:pPr>
+      <w:keepNext w:val="0"/>
+      <w:widowControl/>
+      <w:spacing w:before="0" w:after="28" w:lineRule="auto" w:line="245"/>
+      <w:ind w:left="0" w:firstLine="0"/>
+      <w:jc w:val="both"/>
+    </w:pPr>
+    <w:rPr>
+      <w:rFonts w:ascii="Calibri" w:hAnsi="Calibri" w:eastAsia="Calibri" w:cs="Calibri"/>
+      <w:b w:val="0"/>
+      <w:i w:val="0"/>
+      <w:caps w:val="0"/>
+      <w:smallCaps w:val="0"/>
+      <w:color w:val="1E1E1E"/>
+      <w:sz w:val="18"/>
+      <w:u w:val="none"/>
+      <w:lang w:val="en-IN"/>
+    </w:rPr>
+  </w:style>
+  <w:style w:type="paragraph" w:customStyle="1" w:styleId="RISBullet">
+    <w:name w:val="RIS Bullet"/>
+    <w:basedOn w:val="Normal"/>
+    <w:qFormat/>
+    <w:pPr>
+      <w:keepNext w:val="0"/>
+      <w:widowControl/>
+      <w:spacing w:before="0" w:after="14" w:lineRule="auto" w:line="238"/>
+      <w:ind w:left="198" w:hanging="198"/>
+      <w:jc w:val="left"/>
+    </w:pPr>
+    <w:rPr>
+      <w:rFonts w:ascii="Calibri" w:hAnsi="Calibri" w:eastAsia="Calibri" w:cs="Calibri"/>
+      <w:b w:val="0"/>
+      <w:i w:val="0"/>
+      <w:caps w:val="0"/>
+      <w:smallCaps w:val="0"/>
+      <w:color w:val="1E1E1E"/>
+      <w:sz w:val="18"/>
+      <w:u w:val="none"/>
+      <w:lang w:val="en-IN"/>
+    </w:rPr>
+  </w:style>
+  <w:style w:type="paragraph" w:customStyle="1" w:styleId="RISMeta">
+    <w:name w:val="RIS Meta"/>
+    <w:basedOn w:val="Normal"/>
+    <w:pPr>
+      <w:keepNext w:val="0"/>
+      <w:widowControl/>
+      <w:spacing w:before="0" w:after="14" w:lineRule="auto" w:line="238"/>
+      <w:ind w:left="0" w:firstLine="0"/>
+      <w:jc w:val="left"/>
+    </w:pPr>
+    <w:rPr>
+      <w:rFonts w:ascii="Calibri" w:hAnsi="Calibri" w:eastAsia="Calibri" w:cs="Calibri"/>
+      <w:b w:val="0"/>
+      <w:i w:val="0"/>
+      <w:caps w:val="0"/>
+      <w:smallCaps w:val="0"/>
+      <w:color w:val="4C545C"/>
+      <w:sz w:val="16"/>
+      <w:u w:val="none"/>
+      <w:lang w:val="en-IN"/>
+    </w:rPr>
+  </w:style>
+  <w:style w:type="paragraph" w:customStyle="1" w:styleId="RISCitation">
+    <w:name w:val="RIS Citation"/>
+    <w:basedOn w:val="Normal"/>
+    <w:pPr>
+      <w:keepNext w:val="0"/>
+      <w:widowControl/>
+      <w:spacing w:before="0" w:after="42" w:lineRule="auto" w:line="238"/>
+      <w:ind w:left="0" w:firstLine="0"/>
+      <w:jc w:val="left"/>
+    </w:pPr>
+    <w:rPr>
+      <w:rFonts w:ascii="Calibri" w:hAnsi="Calibri" w:eastAsia="Calibri" w:cs="Calibri"/>
+      <w:b w:val="0"/>
+      <w:i w:val="0"/>
+      <w:caps w:val="0"/>
+      <w:smallCaps w:val="0"/>
+      <w:color w:val="1E1E1E"/>
+      <w:sz w:val="18"/>
+      <w:u w:val="none"/>
+      <w:lang w:val="en-IN"/>
+    </w:rPr>
+  </w:style>
+  <w:style w:type="paragraph" w:customStyle="1" w:styleId="RISTableHead">
+    <w:name w:val="RIS Table Head"/>
+    <w:basedOn w:val="Normal"/>
+    <w:pPr>
+      <w:keepNext w:val="0"/>
+      <w:widowControl/>
+      <w:spacing w:before="0" w:after="0" w:lineRule="auto" w:line="252"/>
+      <w:ind w:left="0" w:firstLine="0"/>
+      <w:jc w:val="left"/>
+    </w:pPr>
+    <w:rPr>
+      <w:rFonts w:ascii="Calibri" w:hAnsi="Calibri" w:eastAsia="Calibri" w:cs="Calibri"/>
+      <w:b/>
+      <w:i w:val="0"/>
+      <w:caps w:val="0"/>
+      <w:smallCaps w:val="0"/>
+      <w:color w:val="1E1E1E"/>
+      <w:sz w:val="17"/>
+      <w:u w:val="none"/>
+      <w:lang w:val="en-IN"/>
+    </w:rPr>
+  </w:style>
+  <w:style w:type="paragraph" w:customStyle="1" w:styleId="RISTableText">
+    <w:name w:val="RIS Table Text"/>
+    <w:basedOn w:val="Normal"/>
+    <w:pPr>
+      <w:keepNext w:val="0"/>
+      <w:widowControl/>
+      <w:spacing w:before="0" w:after="0" w:lineRule="auto" w:line="259"/>
       <w:ind w:left="0" w:firstLine="0"/>
       <w:jc w:val="left"/>
     </w:pPr>
@@ -14145,6 +14301,52 @@
       <w:lang w:val="en-IN"/>
     </w:rPr>
   </w:style>
+  <w:style w:type="paragraph" w:customStyle="1" w:styleId="RISSidebarHeading">
+    <w:name w:val="RIS Sidebar Heading"/>
+    <w:basedOn w:val="Normal"/>
+    <w:pPr>
+      <w:keepNext/>
+      <w:widowControl/>
+      <w:spacing w:before="126" w:after="42" w:lineRule="auto" w:line="240"/>
+      <w:ind w:left="0" w:firstLine="0"/>
+      <w:jc w:val="left"/>
+      <w:outlineLvl w:val="0"/>
+    </w:pPr>
+    <w:rPr>
+      <w:rFonts w:ascii="Calibri" w:hAnsi="Calibri" w:eastAsia="Calibri" w:cs="Calibri"/>
+      <w:b/>
+      <w:i w:val="0"/>
+      <w:caps w:val="0"/>
+      <w:smallCaps w:val="0"/>
+      <w:color w:val="333F48"/>
+      <w:sz w:val="19"/>
+      <w:u w:val="none"/>
+      <w:lang w:val="en-IN"/>
+      <w:spacing w:val="12"/>
+    </w:rPr>
+  </w:style>
+  <w:style w:type="paragraph" w:customStyle="1" w:styleId="RISSidebarText">
+    <w:name w:val="RIS Sidebar Text"/>
+    <w:basedOn w:val="Normal"/>
+    <w:pPr>
+      <w:keepNext w:val="0"/>
+      <w:widowControl/>
+      <w:spacing w:before="0" w:after="21" w:lineRule="auto" w:line="269"/>
+      <w:ind w:left="0" w:firstLine="0"/>
+      <w:jc w:val="left"/>
+    </w:pPr>
+    <w:rPr>
+      <w:rFonts w:ascii="Calibri" w:hAnsi="Calibri" w:eastAsia="Calibri" w:cs="Calibri"/>
+      <w:b w:val="0"/>
+      <w:i w:val="0"/>
+      <w:caps w:val="0"/>
+      <w:smallCaps w:val="0"/>
+      <w:color w:val="1E1E1E"/>
+      <w:sz w:val="17"/>
+      <w:u w:val="none"/>
+      <w:lang w:val="en-IN"/>
+    </w:rPr>
+  </w:style>
   <w:style w:type="paragraph" w:customStyle="1" w:styleId="RISSidebarTitle">
     <w:name w:val="RIS Sidebar Title"/>
     <w:basedOn w:val="Normal"/>
@@ -14158,6 +14360,95 @@
     <w:rPr>
       <w:rFonts w:ascii="Calibri" w:hAnsi="Calibri" w:eastAsia="Calibri" w:cs="Calibri"/>
       <w:b/>
+      <w:i w:val="0"/>
+      <w:caps w:val="0"/>
+      <w:smallCaps w:val="0"/>
+      <w:color w:val="1E1E1E"/>
+      <w:sz w:val="17"/>
+      <w:u w:val="none"/>
+      <w:lang w:val="en-IN"/>
+    </w:rPr>
+  </w:style>
+  <w:style w:type="paragraph" w:customStyle="1" w:styleId="RISBannerName">
+    <w:name w:val="RIS Banner Name"/>
+    <w:basedOn w:val="Normal"/>
+    <w:pPr>
+      <w:keepNext w:val="0"/>
+      <w:widowControl/>
+      <w:spacing w:before="0" w:after="28" w:lineRule="auto" w:line="240"/>
+      <w:ind w:left="0" w:firstLine="0"/>
+      <w:jc w:val="left"/>
+    </w:pPr>
+    <w:rPr>
+      <w:rFonts w:ascii="Calibri" w:hAnsi="Calibri" w:eastAsia="Calibri" w:cs="Calibri"/>
+      <w:b/>
+      <w:i w:val="0"/>
+      <w:caps w:val="0"/>
+      <w:smallCaps w:val="0"/>
+      <w:color w:val="FFFFFF"/>
+      <w:sz w:val="32"/>
+      <w:u w:val="none"/>
+      <w:lang w:val="en-IN"/>
+      <w:spacing w:val="12"/>
+    </w:rPr>
+  </w:style>
+  <w:style w:type="paragraph" w:customStyle="1" w:styleId="RISBannerText">
+    <w:name w:val="RIS Banner Text"/>
+    <w:basedOn w:val="Normal"/>
+    <w:pPr>
+      <w:keepNext w:val="0"/>
+      <w:widowControl/>
+      <w:spacing w:before="0" w:after="14" w:lineRule="auto" w:line="264"/>
+      <w:ind w:left="0" w:firstLine="0"/>
+      <w:jc w:val="left"/>
+    </w:pPr>
+    <w:rPr>
+      <w:rFonts w:ascii="Calibri" w:hAnsi="Calibri" w:eastAsia="Calibri" w:cs="Calibri"/>
+      <w:b w:val="0"/>
+      <w:i w:val="0"/>
+      <w:caps w:val="0"/>
+      <w:smallCaps w:val="0"/>
+      <w:color w:val="FFFFFF"/>
+      <w:sz w:val="19"/>
+      <w:u w:val="none"/>
+      <w:lang w:val="en-IN"/>
+    </w:rPr>
+  </w:style>
+  <w:style w:type="paragraph" w:customStyle="1" w:styleId="RISBannerContact">
+    <w:name w:val="RIS Banner Contact"/>
+    <w:basedOn w:val="Normal"/>
+    <w:pPr>
+      <w:keepNext w:val="0"/>
+      <w:widowControl/>
+      <w:spacing w:before="0" w:after="0" w:lineRule="auto" w:line="264"/>
+      <w:ind w:left="0" w:firstLine="0"/>
+      <w:jc w:val="left"/>
+    </w:pPr>
+    <w:rPr>
+      <w:rFonts w:ascii="Calibri" w:hAnsi="Calibri" w:eastAsia="Calibri" w:cs="Calibri"/>
+      <w:b w:val="0"/>
+      <w:i w:val="0"/>
+      <w:caps w:val="0"/>
+      <w:smallCaps w:val="0"/>
+      <w:color w:val="FFFFFF"/>
+      <w:sz w:val="16"/>
+      <w:u w:val="none"/>
+      <w:lang w:val="en-IN"/>
+    </w:rPr>
+  </w:style>
+  <w:style w:type="paragraph" w:customStyle="1" w:styleId="RISDeclaration">
+    <w:name w:val="RIS Declaration"/>
+    <w:basedOn w:val="Normal"/>
+    <w:pPr>
+      <w:keepNext w:val="0"/>
+      <w:widowControl/>
+      <w:spacing w:before="0" w:after="56" w:lineRule="auto" w:line="250"/>
+      <w:ind w:left="0" w:firstLine="0"/>
+      <w:jc w:val="left"/>
+    </w:pPr>
+    <w:rPr>
+      <w:rFonts w:ascii="Calibri" w:hAnsi="Calibri" w:eastAsia="Calibri" w:cs="Calibri"/>
+      <w:b w:val="0"/>
       <w:i w:val="0"/>
       <w:caps w:val="0"/>
       <w:smallCaps w:val="0"/>
@@ -14167,13 +14458,13 @@
       <w:lang w:val="en-IN"/>
     </w:rPr>
   </w:style>
-  <w:style w:type="paragraph" w:customStyle="1" w:styleId="RISBannerName">
-    <w:name w:val="RIS Banner Name"/>
+  <w:style w:type="paragraph" w:customStyle="1" w:styleId="RISDefLabel">
+    <w:name w:val="RIS Def Label"/>
     <w:basedOn w:val="Normal"/>
     <w:pPr>
       <w:keepNext w:val="0"/>
       <w:widowControl/>
-      <w:spacing w:before="0" w:after="40" w:lineRule="auto" w:line="240"/>
+      <w:spacing w:before="0" w:after="0" w:lineRule="auto" w:line="238"/>
       <w:ind w:left="0" w:firstLine="0"/>
       <w:jc w:val="left"/>
     </w:pPr>
@@ -14183,64 +14474,19 @@
       <w:i w:val="0"/>
       <w:caps w:val="0"/>
       <w:smallCaps w:val="0"/>
-      <w:color w:val="FFFFFF"/>
-      <w:sz w:val="34"/>
-      <w:u w:val="none"/>
-      <w:lang w:val="en-IN"/>
-      <w:spacing w:val="12"/>
-    </w:rPr>
-  </w:style>
-  <w:style w:type="paragraph" w:customStyle="1" w:styleId="RISBannerText">
-    <w:name w:val="RIS Banner Text"/>
-    <w:basedOn w:val="Normal"/>
-    <w:pPr>
-      <w:keepNext w:val="0"/>
-      <w:widowControl/>
-      <w:spacing w:before="0" w:after="20" w:lineRule="auto" w:line="264"/>
-      <w:ind w:left="0" w:firstLine="0"/>
-      <w:jc w:val="left"/>
-    </w:pPr>
-    <w:rPr>
-      <w:rFonts w:ascii="Calibri" w:hAnsi="Calibri" w:eastAsia="Calibri" w:cs="Calibri"/>
-      <w:b w:val="0"/>
-      <w:i w:val="0"/>
-      <w:caps w:val="0"/>
-      <w:smallCaps w:val="0"/>
-      <w:color w:val="FFFFFF"/>
-      <w:sz w:val="20"/>
+      <w:color w:val="333F48"/>
+      <w:sz w:val="18"/>
       <w:u w:val="none"/>
       <w:lang w:val="en-IN"/>
     </w:rPr>
   </w:style>
-  <w:style w:type="paragraph" w:customStyle="1" w:styleId="RISBannerContact">
-    <w:name w:val="RIS Banner Contact"/>
+  <w:style w:type="paragraph" w:customStyle="1" w:styleId="RISDefText">
+    <w:name w:val="RIS Def Text"/>
     <w:basedOn w:val="Normal"/>
     <w:pPr>
       <w:keepNext w:val="0"/>
       <w:widowControl/>
-      <w:spacing w:before="0" w:after="0" w:lineRule="auto" w:line="264"/>
-      <w:ind w:left="0" w:firstLine="0"/>
-      <w:jc w:val="left"/>
-    </w:pPr>
-    <w:rPr>
-      <w:rFonts w:ascii="Calibri" w:hAnsi="Calibri" w:eastAsia="Calibri" w:cs="Calibri"/>
-      <w:b w:val="0"/>
-      <w:i w:val="0"/>
-      <w:caps w:val="0"/>
-      <w:smallCaps w:val="0"/>
-      <w:color w:val="FFFFFF"/>
-      <w:sz w:val="17"/>
-      <w:u w:val="none"/>
-      <w:lang w:val="en-IN"/>
-    </w:rPr>
-  </w:style>
-  <w:style w:type="paragraph" w:customStyle="1" w:styleId="RISDeclaration">
-    <w:name w:val="RIS Declaration"/>
-    <w:basedOn w:val="Normal"/>
-    <w:pPr>
-      <w:keepNext w:val="0"/>
-      <w:widowControl/>
-      <w:spacing w:before="0" w:after="80" w:lineRule="auto" w:line="257"/>
+      <w:spacing w:before="0" w:after="0" w:lineRule="auto" w:line="238"/>
       <w:ind w:left="0" w:firstLine="0"/>
       <w:jc w:val="left"/>
     </w:pPr>
@@ -14251,20 +14497,109 @@
       <w:caps w:val="0"/>
       <w:smallCaps w:val="0"/>
       <w:color w:val="1E1E1E"/>
-      <w:sz w:val="19"/>
+      <w:sz w:val="18"/>
       <w:u w:val="none"/>
       <w:lang w:val="en-IN"/>
     </w:rPr>
   </w:style>
-  <w:style w:type="paragraph" w:customStyle="1" w:styleId="RISDefLabel">
-    <w:name w:val="RIS Def Label"/>
+  <w:style w:type="paragraph" w:customStyle="1" w:styleId="RISLegend">
+    <w:name w:val="RIS Legend"/>
     <w:basedOn w:val="Normal"/>
     <w:pPr>
       <w:keepNext w:val="0"/>
       <w:widowControl/>
-      <w:spacing w:before="0" w:after="0" w:lineRule="auto" w:line="245"/>
+      <w:spacing w:before="0" w:after="17" w:lineRule="auto" w:line="269"/>
+      <w:ind w:left="220" w:hanging="220"/>
+      <w:jc w:val="left"/>
+    </w:pPr>
+    <w:rPr>
+      <w:rFonts w:ascii="Calibri" w:hAnsi="Calibri" w:eastAsia="Calibri" w:cs="Calibri"/>
+      <w:b w:val="0"/>
+      <w:i w:val="0"/>
+      <w:caps w:val="0"/>
+      <w:smallCaps w:val="0"/>
+      <w:color w:val="1E1E1E"/>
+      <w:sz w:val="17"/>
+      <w:u w:val="none"/>
+      <w:lang w:val="en-IN"/>
+    </w:rPr>
+  </w:style>
+  <w:style w:type="paragraph" w:customStyle="1" w:styleId="RISTileValue">
+    <w:name w:val="RIS Tile Value"/>
+    <w:basedOn w:val="Normal"/>
+    <w:pPr>
+      <w:keepNext w:val="0"/>
+      <w:widowControl/>
+      <w:spacing w:before="0" w:after="0" w:lineRule="auto" w:line="240"/>
+      <w:ind w:left="0" w:firstLine="0"/>
+      <w:jc w:val="center"/>
+    </w:pPr>
+    <w:rPr>
+      <w:rFonts w:ascii="Calibri" w:hAnsi="Calibri" w:eastAsia="Calibri" w:cs="Calibri"/>
+      <w:b/>
+      <w:i w:val="0"/>
+      <w:caps w:val="0"/>
+      <w:smallCaps w:val="0"/>
+      <w:color w:val="333F48"/>
+      <w:sz w:val="33"/>
+      <w:u w:val="none"/>
+      <w:lang w:val="en-IN"/>
+    </w:rPr>
+  </w:style>
+  <w:style w:type="paragraph" w:customStyle="1" w:styleId="RISTileLabel">
+    <w:name w:val="RIS Tile Label"/>
+    <w:basedOn w:val="Normal"/>
+    <w:pPr>
+      <w:keepNext w:val="0"/>
+      <w:widowControl/>
+      <w:spacing w:before="0" w:after="0" w:lineRule="auto" w:line="252"/>
+      <w:ind w:left="0" w:firstLine="0"/>
+      <w:jc w:val="center"/>
+    </w:pPr>
+    <w:rPr>
+      <w:rFonts w:ascii="Calibri" w:hAnsi="Calibri" w:eastAsia="Calibri" w:cs="Calibri"/>
+      <w:b w:val="0"/>
+      <w:i w:val="0"/>
+      <w:caps w:val="0"/>
+      <w:smallCaps w:val="0"/>
+      <w:color w:val="1E1E1E"/>
+      <w:sz w:val="16"/>
+      <w:u w:val="none"/>
+      <w:lang w:val="en-IN"/>
+    </w:rPr>
+  </w:style>
+  <w:style w:type="paragraph" w:customStyle="1" w:styleId="RISTileCaption">
+    <w:name w:val="RIS Tile Caption"/>
+    <w:basedOn w:val="Normal"/>
+    <w:pPr>
+      <w:keepNext w:val="0"/>
+      <w:widowControl/>
+      <w:spacing w:before="0" w:after="0" w:lineRule="auto" w:line="240"/>
+      <w:ind w:left="0" w:firstLine="0"/>
+      <w:jc w:val="center"/>
+    </w:pPr>
+    <w:rPr>
+      <w:rFonts w:ascii="Calibri" w:hAnsi="Calibri" w:eastAsia="Calibri" w:cs="Calibri"/>
+      <w:b w:val="0"/>
+      <w:i/>
+      <w:caps w:val="0"/>
+      <w:smallCaps w:val="0"/>
+      <w:color w:val="4C545C"/>
+      <w:sz w:val="14"/>
+      <w:u w:val="none"/>
+      <w:lang w:val="en-IN"/>
+    </w:rPr>
+  </w:style>
+  <w:style w:type="paragraph" w:customStyle="1" w:styleId="RISCardTitle">
+    <w:name w:val="RIS Card Title"/>
+    <w:basedOn w:val="Normal"/>
+    <w:pPr>
+      <w:keepNext/>
+      <w:widowControl/>
+      <w:spacing w:before="0" w:after="0" w:lineRule="auto" w:line="238"/>
       <w:ind w:left="0" w:firstLine="0"/>
       <w:jc w:val="left"/>
+      <w:outlineLvl w:val="1"/>
     </w:pPr>
     <w:rPr>
       <w:rFonts w:ascii="Calibri" w:hAnsi="Calibri" w:eastAsia="Calibri" w:cs="Calibri"/>
@@ -14278,146 +14613,13 @@
       <w:lang w:val="en-IN"/>
     </w:rPr>
   </w:style>
-  <w:style w:type="paragraph" w:customStyle="1" w:styleId="RISDefText">
-    <w:name w:val="RIS Def Text"/>
-    <w:basedOn w:val="Normal"/>
-    <w:pPr>
-      <w:keepNext w:val="0"/>
-      <w:widowControl/>
-      <w:spacing w:before="0" w:after="0" w:lineRule="auto" w:line="245"/>
-      <w:ind w:left="0" w:firstLine="0"/>
-      <w:jc w:val="left"/>
-    </w:pPr>
-    <w:rPr>
-      <w:rFonts w:ascii="Calibri" w:hAnsi="Calibri" w:eastAsia="Calibri" w:cs="Calibri"/>
-      <w:b w:val="0"/>
-      <w:i w:val="0"/>
-      <w:caps w:val="0"/>
-      <w:smallCaps w:val="0"/>
-      <w:color w:val="1E1E1E"/>
-      <w:sz w:val="19"/>
-      <w:u w:val="none"/>
-      <w:lang w:val="en-IN"/>
-    </w:rPr>
-  </w:style>
-  <w:style w:type="paragraph" w:customStyle="1" w:styleId="RISLegend">
-    <w:name w:val="RIS Legend"/>
-    <w:basedOn w:val="Normal"/>
-    <w:pPr>
-      <w:keepNext w:val="0"/>
-      <w:widowControl/>
-      <w:spacing w:before="0" w:after="24" w:lineRule="auto" w:line="269"/>
-      <w:ind w:left="220" w:hanging="220"/>
-      <w:jc w:val="left"/>
-    </w:pPr>
-    <w:rPr>
-      <w:rFonts w:ascii="Calibri" w:hAnsi="Calibri" w:eastAsia="Calibri" w:cs="Calibri"/>
-      <w:b w:val="0"/>
-      <w:i w:val="0"/>
-      <w:caps w:val="0"/>
-      <w:smallCaps w:val="0"/>
-      <w:color w:val="1E1E1E"/>
-      <w:sz w:val="18"/>
-      <w:u w:val="none"/>
-      <w:lang w:val="en-IN"/>
-    </w:rPr>
-  </w:style>
-  <w:style w:type="paragraph" w:customStyle="1" w:styleId="RISTileValue">
-    <w:name w:val="RIS Tile Value"/>
-    <w:basedOn w:val="Normal"/>
-    <w:pPr>
-      <w:keepNext w:val="0"/>
-      <w:widowControl/>
-      <w:spacing w:before="0" w:after="0" w:lineRule="auto" w:line="240"/>
-      <w:ind w:left="0" w:firstLine="0"/>
-      <w:jc w:val="center"/>
-    </w:pPr>
-    <w:rPr>
-      <w:rFonts w:ascii="Calibri" w:hAnsi="Calibri" w:eastAsia="Calibri" w:cs="Calibri"/>
-      <w:b/>
-      <w:i w:val="0"/>
-      <w:caps w:val="0"/>
-      <w:smallCaps w:val="0"/>
-      <w:color w:val="333F48"/>
-      <w:sz w:val="35"/>
-      <w:u w:val="none"/>
-      <w:lang w:val="en-IN"/>
-    </w:rPr>
-  </w:style>
-  <w:style w:type="paragraph" w:customStyle="1" w:styleId="RISTileLabel">
-    <w:name w:val="RIS Tile Label"/>
-    <w:basedOn w:val="Normal"/>
-    <w:pPr>
-      <w:keepNext w:val="0"/>
-      <w:widowControl/>
-      <w:spacing w:before="0" w:after="0" w:lineRule="auto" w:line="252"/>
-      <w:ind w:left="0" w:firstLine="0"/>
-      <w:jc w:val="center"/>
-    </w:pPr>
-    <w:rPr>
-      <w:rFonts w:ascii="Calibri" w:hAnsi="Calibri" w:eastAsia="Calibri" w:cs="Calibri"/>
-      <w:b w:val="0"/>
-      <w:i w:val="0"/>
-      <w:caps w:val="0"/>
-      <w:smallCaps w:val="0"/>
-      <w:color w:val="1E1E1E"/>
-      <w:sz w:val="17"/>
-      <w:u w:val="none"/>
-      <w:lang w:val="en-IN"/>
-    </w:rPr>
-  </w:style>
-  <w:style w:type="paragraph" w:customStyle="1" w:styleId="RISTileCaption">
-    <w:name w:val="RIS Tile Caption"/>
-    <w:basedOn w:val="Normal"/>
-    <w:pPr>
-      <w:keepNext w:val="0"/>
-      <w:widowControl/>
-      <w:spacing w:before="0" w:after="0" w:lineRule="auto" w:line="240"/>
-      <w:ind w:left="0" w:firstLine="0"/>
-      <w:jc w:val="center"/>
-    </w:pPr>
-    <w:rPr>
-      <w:rFonts w:ascii="Calibri" w:hAnsi="Calibri" w:eastAsia="Calibri" w:cs="Calibri"/>
-      <w:b w:val="0"/>
-      <w:i/>
-      <w:caps w:val="0"/>
-      <w:smallCaps w:val="0"/>
-      <w:color w:val="4C545C"/>
-      <w:sz w:val="15"/>
-      <w:u w:val="none"/>
-      <w:lang w:val="en-IN"/>
-    </w:rPr>
-  </w:style>
-  <w:style w:type="paragraph" w:customStyle="1" w:styleId="RISCardTitle">
-    <w:name w:val="RIS Card Title"/>
-    <w:basedOn w:val="Normal"/>
-    <w:pPr>
-      <w:keepNext/>
-      <w:widowControl/>
-      <w:spacing w:before="0" w:after="0" w:lineRule="auto" w:line="245"/>
-      <w:ind w:left="0" w:firstLine="0"/>
-      <w:jc w:val="left"/>
-      <w:outlineLvl w:val="1"/>
-    </w:pPr>
-    <w:rPr>
-      <w:rFonts w:ascii="Calibri" w:hAnsi="Calibri" w:eastAsia="Calibri" w:cs="Calibri"/>
-      <w:b/>
-      <w:i w:val="0"/>
-      <w:caps w:val="0"/>
-      <w:smallCaps w:val="0"/>
-      <w:color w:val="333F48"/>
-      <w:sz w:val="20"/>
-      <w:u w:val="none"/>
-      <w:lang w:val="en-IN"/>
-    </w:rPr>
-  </w:style>
   <w:style w:type="paragraph" w:customStyle="1" w:styleId="RISBarLabel">
     <w:name w:val="RIS Bar Label"/>
     <w:basedOn w:val="Normal"/>
     <w:pPr>
       <w:keepNext/>
       <w:widowControl/>
-      <w:spacing w:before="0" w:after="16" w:lineRule="auto" w:line="252"/>
+      <w:spacing w:before="0" w:after="11" w:lineRule="auto" w:line="252"/>
       <w:ind w:left="0" w:firstLine="0"/>
       <w:jc w:val="left"/>
     </w:pPr>
@@ -14428,7 +14630,7 @@
       <w:caps w:val="0"/>
       <w:smallCaps w:val="0"/>
       <w:color w:val="1E1E1E"/>
-      <w:sz w:val="18"/>
+      <w:sz w:val="17"/>
       <w:u w:val="none"/>
       <w:lang w:val="en-IN"/>
     </w:rPr>

--- a/examples/example_compact_two_page.docx
+++ b/examples/example_compact_two_page.docx
@@ -125,7 +125,7 @@
         <w:pStyle w:val="RISBody"/>
       </w:pPr>
       <w:r>
-        <w:t>Avionics (MIL-STD-1553 / ARINC 429, Avionics integration) · Scientific instrumentation (Environmental qualification testing, Sensor calibration, Radiosonde and upper-air systems) · Embedded systems (Embedded C, ESP32 / STM32 microcontrollers) · Computer vision (Image super-resolution, Object detection) · Drones &amp; UAV systems (UAV payload integration) · Edge AI (NVIDIA Jetson deployment) · AI / machine learning (Deep learning, PyTorch) · Procurement &amp; administration (Technical procurement (GeM, GFR)) · IoT (MQTT and Node-RED, InfluxDB and Grafana) · Model optimisation (TensorRT and ONNX, Pruning and knowledge distillation) · Software &amp; tools (Python, Docker and Linux) · Technical leadership (Team leadership)</w:t>
+        <w:t>Avionics (MIL-STD-1553 / ARINC 429, Avionics integration) · Scientific instrumentation (Environmental qualification testing, Sensor calibration, Radiosonde and upper-air systems) · Embedded systems (Embedded C, ESP32 / STM32 microcontrollers) · Edge AI (NVIDIA Jetson deployment) · Drones &amp; UAV systems (UAV payload integration) · AI / machine learning (PyTorch, Deep learning) · IoT (MQTT and Node-RED, InfluxDB and Grafana) · Computer vision (Image super-resolution, Object detection) · GPU computing (CUDA / GPU computing) · Model optimisation (TensorRT and ONNX, Pruning and knowledge distillation) · Software &amp; tools (Python, Docker and Linux) · Technical leadership (Team leadership)</w:t>
       </w:r>
     </w:p>
     <w:p>
@@ -288,7 +288,7 @@
         <w:ind w:left="397" w:hanging="198"/>
       </w:pPr>
       <w:r>
-        <w:t>Supervise technicians and plan preventive maintenance for workshop test equipment.</w:t>
+        <w:t>Introduced a job-card and spares-inventory system for instrument repairs and calibration work.</w:t>
       </w:r>
     </w:p>
     <w:p>
@@ -301,7 +301,7 @@
         <w:ind w:left="397" w:hanging="198"/>
       </w:pPr>
       <w:r>
-        <w:t>Introduced a job-card and spares-inventory system for instrument repairs and calibration work.</w:t>
+        <w:t>Supervise technicians and plan preventive maintenance for workshop test equipment.</w:t>
       </w:r>
     </w:p>
     <w:p>
@@ -412,7 +412,7 @@
         <w:ind w:left="198" w:hanging="198"/>
       </w:pPr>
       <w:r>
-        <w:t>Planned environmental qualification (MIL-STD-810 vibration, temperature and humidity) for line-replaceable units and documented the test results.</w:t>
+        <w:t>Mentored graduate engineer trainees on avionics bus protocols and test documentation.</w:t>
       </w:r>
     </w:p>
     <w:p>
@@ -1441,16 +1441,16 @@
         <w:rPr>
           <w:b/>
         </w:rPr>
-        <w:t>Introduction to Machine Learning (12-week course)</w:t>
+        <w:t>National Seminar on Upper-Air Observing Systems</w:t>
       </w:r>
       <w:r>
-        <w:t>, Example Online University Consortium</w:t>
+        <w:t>, Example Society of Atmospheric Instrumentation</w:t>
       </w:r>
       <w:r>
         <w:rPr>
           <w:color w:val="4C545C"/>
         </w:rPr>
-        <w:t xml:space="preserve"> (10/2018)</w:t>
+        <w:t xml:space="preserve"> (08/2021)</w:t>
       </w:r>
     </w:p>
     <w:p>
@@ -1464,7 +1464,37 @@
         <w:t xml:space="preserve">Duration: </w:t>
       </w:r>
       <w:r>
-        <w:t>48 hours</w:t>
+        <w:t>1 day</w:t>
+      </w:r>
+    </w:p>
+    <w:p>
+      <w:pPr>
+        <w:spacing w:before="0" w:after="0" w:lineRule="exact" w:line="42"/>
+      </w:pPr>
+      <w:r>
+        <w:rPr>
+          <w:sz w:val="2"/>
+        </w:rPr>
+      </w:r>
+    </w:p>
+    <w:p>
+      <w:pPr>
+        <w:pStyle w:val="Heading2"/>
+      </w:pPr>
+      <w:r>
+        <w:rPr>
+          <w:b/>
+        </w:rPr>
+        <w:t>Mid-Career Training Programme for Scientists</w:t>
+      </w:r>
+      <w:r>
+        <w:t>, Example Institute of Scientific Administration (sponsored by Ministry of Example Sciences)</w:t>
+      </w:r>
+      <w:r>
+        <w:rPr>
+          <w:color w:val="4C545C"/>
+        </w:rPr>
+        <w:t xml:space="preserve"> (02/2020)</w:t>
       </w:r>
     </w:p>
     <w:p>
@@ -1475,10 +1505,10 @@
         <w:rPr>
           <w:b/>
         </w:rPr>
-        <w:t xml:space="preserve">Result: </w:t>
+        <w:t xml:space="preserve">Duration: </w:t>
       </w:r>
       <w:r>
-        <w:t>Elite (82%)</w:t>
+        <w:t>10 days</w:t>
       </w:r>
     </w:p>
     <w:p>
@@ -1523,50 +1553,6 @@
       </w:r>
       <w:r>
         <w:t>5 days</w:t>
-      </w:r>
-    </w:p>
-    <w:p>
-      <w:pPr>
-        <w:spacing w:before="0" w:after="0" w:lineRule="exact" w:line="42"/>
-      </w:pPr>
-      <w:r>
-        <w:rPr>
-          <w:sz w:val="2"/>
-        </w:rPr>
-      </w:r>
-    </w:p>
-    <w:p>
-      <w:pPr>
-        <w:pStyle w:val="Heading2"/>
-      </w:pPr>
-      <w:r>
-        <w:rPr>
-          <w:b/>
-        </w:rPr>
-        <w:t>National Seminar on Upper-Air Observing Systems</w:t>
-      </w:r>
-      <w:r>
-        <w:t>, Example Society of Atmospheric Instrumentation</w:t>
-      </w:r>
-      <w:r>
-        <w:rPr>
-          <w:color w:val="4C545C"/>
-        </w:rPr>
-        <w:t xml:space="preserve"> (08/2021)</w:t>
-      </w:r>
-    </w:p>
-    <w:p>
-      <w:pPr>
-        <w:pStyle w:val="RISMeta"/>
-      </w:pPr>
-      <w:r>
-        <w:rPr>
-          <w:b/>
-        </w:rPr>
-        <w:t xml:space="preserve">Duration: </w:t>
-      </w:r>
-      <w:r>
-        <w:t>1 day</w:t>
       </w:r>
     </w:p>
     <w:p>
@@ -1644,10 +1630,10 @@
         <w:rPr>
           <w:b/>
         </w:rPr>
-        <w:t xml:space="preserve">Computer vision: </w:t>
+        <w:t xml:space="preserve">Edge AI: </w:t>
       </w:r>
       <w:r>
-        <w:t>Image super-resolution, Object detection</w:t>
+        <w:t>NVIDIA Jetson deployment</w:t>
       </w:r>
     </w:p>
     <w:p>
@@ -1674,10 +1660,10 @@
         <w:rPr>
           <w:b/>
         </w:rPr>
-        <w:t xml:space="preserve">Edge AI: </w:t>
+        <w:t xml:space="preserve">AI / machine learning: </w:t>
       </w:r>
       <w:r>
-        <w:t>NVIDIA Jetson deployment</w:t>
+        <w:t>PyTorch, Deep learning</w:t>
       </w:r>
     </w:p>
     <w:p>
@@ -1689,10 +1675,10 @@
         <w:rPr>
           <w:b/>
         </w:rPr>
-        <w:t xml:space="preserve">AI / machine learning: </w:t>
+        <w:t xml:space="preserve">IoT: </w:t>
       </w:r>
       <w:r>
-        <w:t>Deep learning, PyTorch</w:t>
+        <w:t>MQTT and Node-RED, InfluxDB and Grafana</w:t>
       </w:r>
     </w:p>
     <w:p>
